--- a/WebProjeRapor.docx
+++ b/WebProjeRapor.docx
@@ -142,34 +142,13 @@
         </w:rPr>
         <w:t xml:space="preserve"> Linki: </w:t>
       </w:r>
-      <w:hyperlink r:id="rId4" w:history="1">
-        <w:r>
-          <w:rPr>
-            <w:rStyle w:val="Kpr"/>
-            <w:sz w:val="40"/>
-            <w:szCs w:val="40"/>
-          </w:rPr>
-          <w:t>Yusuff1354/</w:t>
-        </w:r>
-        <w:proofErr w:type="spellStart"/>
-        <w:r>
-          <w:rPr>
-            <w:rStyle w:val="Kpr"/>
-            <w:sz w:val="40"/>
-            <w:szCs w:val="40"/>
-          </w:rPr>
-          <w:t>WebProje</w:t>
-        </w:r>
-        <w:proofErr w:type="spellEnd"/>
-        <w:r>
-          <w:rPr>
-            <w:rStyle w:val="Kpr"/>
-            <w:sz w:val="40"/>
-            <w:szCs w:val="40"/>
-          </w:rPr>
-          <w:t>: SAÜ Web Teknolojileri Projesi</w:t>
-        </w:r>
-      </w:hyperlink>
+      <w:r>
+        <w:rPr>
+          <w:sz w:val="40"/>
+          <w:szCs w:val="40"/>
+        </w:rPr>
+        <w:t>https://github.com/Yusuff1354/WebProje</w:t>
+      </w:r>
     </w:p>
     <w:p>
       <w:pPr>
@@ -184,7 +163,21 @@
           <w:sz w:val="40"/>
           <w:szCs w:val="40"/>
         </w:rPr>
-        <w:t>Proje Canlı Site Linki: ####</w:t>
+        <w:t xml:space="preserve">Proje Canlı Site Linki: </w:t>
+      </w:r>
+      <w:r>
+        <w:rPr>
+          <w:sz w:val="40"/>
+          <w:szCs w:val="40"/>
+        </w:rPr>
+        <w:t>https://</w:t>
+      </w:r>
+      <w:r>
+        <w:rPr>
+          <w:sz w:val="40"/>
+          <w:szCs w:val="40"/>
+        </w:rPr>
+        <w:t>yusufswebproje.infinityfreeapp.com</w:t>
       </w:r>
     </w:p>
     <w:p>
@@ -234,14 +227,541 @@
           <w:szCs w:val="40"/>
         </w:rPr>
       </w:pPr>
-    </w:p>
-    <w:p>
-      <w:pPr>
-        <w:rPr>
-          <w:sz w:val="40"/>
-          <w:szCs w:val="40"/>
-        </w:rPr>
-      </w:pPr>
+      <w:r>
+        <w:rPr>
+          <w:noProof/>
+          <w:sz w:val="40"/>
+          <w:szCs w:val="40"/>
+        </w:rPr>
+        <w:drawing>
+          <wp:inline distT="0" distB="0" distL="0" distR="0" wp14:anchorId="25DE641B" wp14:editId="2A3F7D79">
+            <wp:extent cx="5760720" cy="3394075"/>
+            <wp:effectExtent l="0" t="0" r="0" b="0"/>
+            <wp:docPr id="1322138536" name="Resim 1"/>
+            <wp:cNvGraphicFramePr>
+              <a:graphicFrameLocks xmlns:a="http://schemas.openxmlformats.org/drawingml/2006/main" noChangeAspect="1"/>
+            </wp:cNvGraphicFramePr>
+            <a:graphic xmlns:a="http://schemas.openxmlformats.org/drawingml/2006/main">
+              <a:graphicData uri="http://schemas.openxmlformats.org/drawingml/2006/picture">
+                <pic:pic xmlns:pic="http://schemas.openxmlformats.org/drawingml/2006/picture">
+                  <pic:nvPicPr>
+                    <pic:cNvPr id="1322138536" name="Resim 1322138536"/>
+                    <pic:cNvPicPr/>
+                  </pic:nvPicPr>
+                  <pic:blipFill>
+                    <a:blip r:embed="rId4" cstate="print">
+                      <a:extLst>
+                        <a:ext uri="{28A0092B-C50C-407E-A947-70E740481C1C}">
+                          <a14:useLocalDpi xmlns:a14="http://schemas.microsoft.com/office/drawing/2010/main" val="0"/>
+                        </a:ext>
+                      </a:extLst>
+                    </a:blip>
+                    <a:stretch>
+                      <a:fillRect/>
+                    </a:stretch>
+                  </pic:blipFill>
+                  <pic:spPr>
+                    <a:xfrm>
+                      <a:off x="0" y="0"/>
+                      <a:ext cx="5760720" cy="3394075"/>
+                    </a:xfrm>
+                    <a:prstGeom prst="rect">
+                      <a:avLst/>
+                    </a:prstGeom>
+                  </pic:spPr>
+                </pic:pic>
+              </a:graphicData>
+            </a:graphic>
+          </wp:inline>
+        </w:drawing>
+      </w:r>
+    </w:p>
+    <w:p>
+      <w:pPr>
+        <w:rPr>
+          <w:noProof/>
+          <w:sz w:val="40"/>
+          <w:szCs w:val="40"/>
+        </w:rPr>
+      </w:pPr>
+    </w:p>
+    <w:p>
+      <w:pPr>
+        <w:rPr>
+          <w:sz w:val="40"/>
+          <w:szCs w:val="40"/>
+        </w:rPr>
+      </w:pPr>
+      <w:r>
+        <w:rPr>
+          <w:sz w:val="40"/>
+          <w:szCs w:val="40"/>
+        </w:rPr>
+        <w:t xml:space="preserve">Kişisel bilgilerimin, eğitim hayatımın ve projelerimin yer </w:t>
+      </w:r>
+      <w:r>
+        <w:rPr>
+          <w:sz w:val="40"/>
+          <w:szCs w:val="40"/>
+        </w:rPr>
+        <w:t xml:space="preserve">hakkında bilgi içerir. </w:t>
+      </w:r>
+      <w:r>
+        <w:rPr>
+          <w:sz w:val="40"/>
+          <w:szCs w:val="40"/>
+        </w:rPr>
+        <w:t>Sayfa yapısı</w:t>
+      </w:r>
+      <w:r>
+        <w:rPr>
+          <w:sz w:val="40"/>
+          <w:szCs w:val="40"/>
+        </w:rPr>
+        <w:t xml:space="preserve"> </w:t>
+      </w:r>
+      <w:proofErr w:type="spellStart"/>
+      <w:r>
+        <w:rPr>
+          <w:sz w:val="40"/>
+          <w:szCs w:val="40"/>
+        </w:rPr>
+        <w:t>Bootstrap</w:t>
+      </w:r>
+      <w:proofErr w:type="spellEnd"/>
+      <w:r>
+        <w:rPr>
+          <w:sz w:val="40"/>
+          <w:szCs w:val="40"/>
+        </w:rPr>
+        <w:t xml:space="preserve"> </w:t>
+      </w:r>
+      <w:r>
+        <w:rPr>
+          <w:sz w:val="40"/>
+          <w:szCs w:val="40"/>
+        </w:rPr>
+        <w:t xml:space="preserve">ile oluşturulmuş olup, profil fotoğrafı ve metin alanları tüm cihazlarda uyumlu </w:t>
+      </w:r>
+      <w:r>
+        <w:rPr>
+          <w:sz w:val="40"/>
+          <w:szCs w:val="40"/>
+        </w:rPr>
+        <w:t>(</w:t>
+      </w:r>
+      <w:proofErr w:type="spellStart"/>
+      <w:r>
+        <w:rPr>
+          <w:sz w:val="40"/>
+          <w:szCs w:val="40"/>
+        </w:rPr>
+        <w:t>Responsive</w:t>
+      </w:r>
+      <w:proofErr w:type="spellEnd"/>
+      <w:r>
+        <w:rPr>
+          <w:sz w:val="40"/>
+          <w:szCs w:val="40"/>
+        </w:rPr>
+        <w:t>) çalışacak şekilde optimize edilmiştir. Üst kısımda (</w:t>
+      </w:r>
+      <w:proofErr w:type="spellStart"/>
+      <w:r>
+        <w:rPr>
+          <w:sz w:val="40"/>
+          <w:szCs w:val="40"/>
+        </w:rPr>
+        <w:t>Header</w:t>
+      </w:r>
+      <w:proofErr w:type="spellEnd"/>
+      <w:r>
+        <w:rPr>
+          <w:sz w:val="40"/>
+          <w:szCs w:val="40"/>
+        </w:rPr>
+        <w:t>) bir giriş butonu ve kaydırılabilir navigasyon menüsü kullanılmıştır.</w:t>
+      </w:r>
+      <w:r>
+        <w:rPr>
+          <w:sz w:val="40"/>
+          <w:szCs w:val="40"/>
+        </w:rPr>
+        <w:t xml:space="preserve"> Orta kısımda (main)  kendimle ilgili bilgilerim ve </w:t>
+      </w:r>
+      <w:proofErr w:type="spellStart"/>
+      <w:r>
+        <w:rPr>
+          <w:sz w:val="40"/>
+          <w:szCs w:val="40"/>
+        </w:rPr>
+        <w:t>github</w:t>
+      </w:r>
+      <w:proofErr w:type="spellEnd"/>
+      <w:r>
+        <w:rPr>
+          <w:sz w:val="40"/>
+          <w:szCs w:val="40"/>
+        </w:rPr>
+        <w:t xml:space="preserve"> bağlantım için link eklenmiştir. Orta sağ tarafta (aside) ise projelerimden fotoğraf ve videolar eklenmiştir.</w:t>
+      </w:r>
+    </w:p>
+    <w:p>
+      <w:pPr>
+        <w:rPr>
+          <w:sz w:val="40"/>
+          <w:szCs w:val="40"/>
+        </w:rPr>
+      </w:pPr>
+      <w:r>
+        <w:rPr>
+          <w:sz w:val="40"/>
+          <w:szCs w:val="40"/>
+        </w:rPr>
+        <w:br w:type="page"/>
+      </w:r>
+    </w:p>
+    <w:p>
+      <w:pPr>
+        <w:rPr>
+          <w:sz w:val="40"/>
+          <w:szCs w:val="40"/>
+        </w:rPr>
+      </w:pPr>
+      <w:r>
+        <w:rPr>
+          <w:sz w:val="40"/>
+          <w:szCs w:val="40"/>
+        </w:rPr>
+        <w:lastRenderedPageBreak/>
+        <w:t>Özgeçmiş (CV) Sayfası</w:t>
+      </w:r>
+    </w:p>
+    <w:p>
+      <w:pPr>
+        <w:rPr>
+          <w:sz w:val="40"/>
+          <w:szCs w:val="40"/>
+        </w:rPr>
+      </w:pPr>
+      <w:r>
+        <w:rPr>
+          <w:noProof/>
+          <w:sz w:val="40"/>
+          <w:szCs w:val="40"/>
+        </w:rPr>
+        <w:drawing>
+          <wp:inline distT="0" distB="0" distL="0" distR="0" wp14:anchorId="519D709E" wp14:editId="2D4405B1">
+            <wp:extent cx="5760720" cy="3451860"/>
+            <wp:effectExtent l="0" t="0" r="0" b="0"/>
+            <wp:docPr id="1239756907" name="Resim 2"/>
+            <wp:cNvGraphicFramePr>
+              <a:graphicFrameLocks xmlns:a="http://schemas.openxmlformats.org/drawingml/2006/main" noChangeAspect="1"/>
+            </wp:cNvGraphicFramePr>
+            <a:graphic xmlns:a="http://schemas.openxmlformats.org/drawingml/2006/main">
+              <a:graphicData uri="http://schemas.openxmlformats.org/drawingml/2006/picture">
+                <pic:pic xmlns:pic="http://schemas.openxmlformats.org/drawingml/2006/picture">
+                  <pic:nvPicPr>
+                    <pic:cNvPr id="1239756907" name="Resim 1239756907"/>
+                    <pic:cNvPicPr/>
+                  </pic:nvPicPr>
+                  <pic:blipFill>
+                    <a:blip r:embed="rId5">
+                      <a:extLst>
+                        <a:ext uri="{28A0092B-C50C-407E-A947-70E740481C1C}">
+                          <a14:useLocalDpi xmlns:a14="http://schemas.microsoft.com/office/drawing/2010/main" val="0"/>
+                        </a:ext>
+                      </a:extLst>
+                    </a:blip>
+                    <a:stretch>
+                      <a:fillRect/>
+                    </a:stretch>
+                  </pic:blipFill>
+                  <pic:spPr>
+                    <a:xfrm>
+                      <a:off x="0" y="0"/>
+                      <a:ext cx="5760720" cy="3451860"/>
+                    </a:xfrm>
+                    <a:prstGeom prst="rect">
+                      <a:avLst/>
+                    </a:prstGeom>
+                  </pic:spPr>
+                </pic:pic>
+              </a:graphicData>
+            </a:graphic>
+          </wp:inline>
+        </w:drawing>
+      </w:r>
+    </w:p>
+    <w:p>
+      <w:pPr>
+        <w:rPr>
+          <w:sz w:val="40"/>
+          <w:szCs w:val="40"/>
+        </w:rPr>
+      </w:pPr>
+    </w:p>
+    <w:p>
+      <w:pPr>
+        <w:rPr>
+          <w:sz w:val="40"/>
+          <w:szCs w:val="40"/>
+        </w:rPr>
+      </w:pPr>
+      <w:r>
+        <w:rPr>
+          <w:sz w:val="40"/>
+          <w:szCs w:val="40"/>
+        </w:rPr>
+        <w:t xml:space="preserve">Eğitim geçmişimi, teknik becerilerimi (C++, C#, </w:t>
+      </w:r>
+      <w:proofErr w:type="spellStart"/>
+      <w:r>
+        <w:rPr>
+          <w:sz w:val="40"/>
+          <w:szCs w:val="40"/>
+        </w:rPr>
+        <w:t>Flutter</w:t>
+      </w:r>
+      <w:proofErr w:type="spellEnd"/>
+      <w:r>
+        <w:rPr>
+          <w:sz w:val="40"/>
+          <w:szCs w:val="40"/>
+        </w:rPr>
+        <w:t xml:space="preserve">, Arduino vb.) ve üzerinde çalıştığım projeleri içeren bir sayfasıdır. Bilgiler, </w:t>
+      </w:r>
+      <w:proofErr w:type="spellStart"/>
+      <w:r>
+        <w:rPr>
+          <w:sz w:val="40"/>
+          <w:szCs w:val="40"/>
+        </w:rPr>
+        <w:t>Bootstrap</w:t>
+      </w:r>
+      <w:proofErr w:type="spellEnd"/>
+      <w:r>
+        <w:rPr>
+          <w:sz w:val="40"/>
+          <w:szCs w:val="40"/>
+        </w:rPr>
+        <w:t xml:space="preserve"> </w:t>
+      </w:r>
+      <w:proofErr w:type="spellStart"/>
+      <w:r>
+        <w:rPr>
+          <w:sz w:val="40"/>
+          <w:szCs w:val="40"/>
+        </w:rPr>
+        <w:t>List</w:t>
+      </w:r>
+      <w:proofErr w:type="spellEnd"/>
+      <w:r>
+        <w:rPr>
+          <w:sz w:val="40"/>
+          <w:szCs w:val="40"/>
+        </w:rPr>
+        <w:t xml:space="preserve"> </w:t>
+      </w:r>
+      <w:proofErr w:type="spellStart"/>
+      <w:r>
+        <w:rPr>
+          <w:sz w:val="40"/>
+          <w:szCs w:val="40"/>
+        </w:rPr>
+        <w:t>Group</w:t>
+      </w:r>
+      <w:proofErr w:type="spellEnd"/>
+      <w:r>
+        <w:rPr>
+          <w:sz w:val="40"/>
+          <w:szCs w:val="40"/>
+        </w:rPr>
+        <w:t xml:space="preserve"> ve </w:t>
+      </w:r>
+      <w:proofErr w:type="spellStart"/>
+      <w:r>
+        <w:rPr>
+          <w:sz w:val="40"/>
+          <w:szCs w:val="40"/>
+        </w:rPr>
+        <w:t>Card</w:t>
+      </w:r>
+      <w:proofErr w:type="spellEnd"/>
+      <w:r>
+        <w:rPr>
+          <w:sz w:val="40"/>
+          <w:szCs w:val="40"/>
+        </w:rPr>
+        <w:t xml:space="preserve"> bileşenleri kullanılarak yapılandırılmıştır.</w:t>
+      </w:r>
+      <w:r>
+        <w:rPr>
+          <w:sz w:val="40"/>
+          <w:szCs w:val="40"/>
+        </w:rPr>
+        <w:t xml:space="preserve"> Yine aynı şekilde hakkımda sayfasındaki gibi bir yapı tercih edilmiştir.</w:t>
+      </w:r>
+    </w:p>
+    <w:p>
+      <w:pPr>
+        <w:rPr>
+          <w:sz w:val="40"/>
+          <w:szCs w:val="40"/>
+        </w:rPr>
+      </w:pPr>
+      <w:r>
+        <w:rPr>
+          <w:sz w:val="40"/>
+          <w:szCs w:val="40"/>
+        </w:rPr>
+        <w:br w:type="page"/>
+      </w:r>
+    </w:p>
+    <w:p>
+      <w:pPr>
+        <w:rPr>
+          <w:sz w:val="40"/>
+          <w:szCs w:val="40"/>
+        </w:rPr>
+      </w:pPr>
+      <w:r>
+        <w:rPr>
+          <w:sz w:val="40"/>
+          <w:szCs w:val="40"/>
+        </w:rPr>
+        <w:lastRenderedPageBreak/>
+        <w:t>Şehrim Sayfası</w:t>
+      </w:r>
+    </w:p>
+    <w:p>
+      <w:pPr>
+        <w:rPr>
+          <w:sz w:val="40"/>
+          <w:szCs w:val="40"/>
+        </w:rPr>
+      </w:pPr>
+      <w:r>
+        <w:rPr>
+          <w:sz w:val="40"/>
+          <w:szCs w:val="40"/>
+        </w:rPr>
+        <w:drawing>
+          <wp:inline distT="0" distB="0" distL="0" distR="0" wp14:anchorId="79A2D0C3" wp14:editId="3F5255A7">
+            <wp:extent cx="5760720" cy="4391025"/>
+            <wp:effectExtent l="0" t="0" r="0" b="9525"/>
+            <wp:docPr id="23738745" name="Resim 1"/>
+            <wp:cNvGraphicFramePr>
+              <a:graphicFrameLocks xmlns:a="http://schemas.openxmlformats.org/drawingml/2006/main" noChangeAspect="1"/>
+            </wp:cNvGraphicFramePr>
+            <a:graphic xmlns:a="http://schemas.openxmlformats.org/drawingml/2006/main">
+              <a:graphicData uri="http://schemas.openxmlformats.org/drawingml/2006/picture">
+                <pic:pic xmlns:pic="http://schemas.openxmlformats.org/drawingml/2006/picture">
+                  <pic:nvPicPr>
+                    <pic:cNvPr id="23738745" name=""/>
+                    <pic:cNvPicPr/>
+                  </pic:nvPicPr>
+                  <pic:blipFill>
+                    <a:blip r:embed="rId6"/>
+                    <a:stretch>
+                      <a:fillRect/>
+                    </a:stretch>
+                  </pic:blipFill>
+                  <pic:spPr>
+                    <a:xfrm>
+                      <a:off x="0" y="0"/>
+                      <a:ext cx="5760720" cy="4391025"/>
+                    </a:xfrm>
+                    <a:prstGeom prst="rect">
+                      <a:avLst/>
+                    </a:prstGeom>
+                  </pic:spPr>
+                </pic:pic>
+              </a:graphicData>
+            </a:graphic>
+          </wp:inline>
+        </w:drawing>
+      </w:r>
+    </w:p>
+    <w:p>
+      <w:pPr>
+        <w:rPr>
+          <w:b/>
+          <w:bCs/>
+          <w:sz w:val="40"/>
+          <w:szCs w:val="40"/>
+        </w:rPr>
+      </w:pPr>
+    </w:p>
+    <w:p>
+      <w:pPr>
+        <w:rPr>
+          <w:sz w:val="40"/>
+          <w:szCs w:val="40"/>
+        </w:rPr>
+      </w:pPr>
+      <w:r>
+        <w:rPr>
+          <w:sz w:val="40"/>
+          <w:szCs w:val="40"/>
+        </w:rPr>
+        <w:t xml:space="preserve">Bitlis ilinin Ahlat ilçesinin tarihi ve turistik değerlerinin tanıtıldığı sayfadır. Sayfada görselleri estetik bir şekilde sunmak için </w:t>
+      </w:r>
+      <w:proofErr w:type="spellStart"/>
+      <w:r>
+        <w:rPr>
+          <w:sz w:val="40"/>
+          <w:szCs w:val="40"/>
+        </w:rPr>
+        <w:t>Bootstrap</w:t>
+      </w:r>
+      <w:proofErr w:type="spellEnd"/>
+      <w:r>
+        <w:rPr>
+          <w:sz w:val="40"/>
+          <w:szCs w:val="40"/>
+        </w:rPr>
+        <w:t xml:space="preserve"> Carousel (</w:t>
+      </w:r>
+      <w:proofErr w:type="spellStart"/>
+      <w:r>
+        <w:rPr>
+          <w:sz w:val="40"/>
+          <w:szCs w:val="40"/>
+        </w:rPr>
+        <w:t>Slider</w:t>
+      </w:r>
+      <w:proofErr w:type="spellEnd"/>
+      <w:r>
+        <w:rPr>
+          <w:sz w:val="40"/>
+          <w:szCs w:val="40"/>
+        </w:rPr>
+        <w:t xml:space="preserve">) bileşeni kullanılmıştır. </w:t>
+      </w:r>
+      <w:r>
+        <w:rPr>
+          <w:sz w:val="40"/>
+          <w:szCs w:val="40"/>
+        </w:rPr>
+        <w:t xml:space="preserve">Şehirden karelerde 4 fotoğraf </w:t>
+      </w:r>
+      <w:proofErr w:type="spellStart"/>
+      <w:r>
+        <w:rPr>
+          <w:sz w:val="40"/>
+          <w:szCs w:val="40"/>
+        </w:rPr>
+        <w:t>slider</w:t>
+      </w:r>
+      <w:proofErr w:type="spellEnd"/>
+      <w:r>
+        <w:rPr>
+          <w:sz w:val="40"/>
+          <w:szCs w:val="40"/>
+        </w:rPr>
+        <w:t xml:space="preserve"> ile sunulmuştur. Şehrin nüfus, konum ve önemli değerleri hakkında bilgiler verilmiştir.</w:t>
+      </w:r>
     </w:p>
     <w:sectPr>
       <w:pgSz w:w="11906" w:h="16838"/>

--- a/WebProjeRapor.docx
+++ b/WebProjeRapor.docx
@@ -207,12 +207,16 @@
     <w:p>
       <w:pPr>
         <w:rPr>
-          <w:sz w:val="40"/>
-          <w:szCs w:val="40"/>
-        </w:rPr>
-      </w:pPr>
-      <w:r>
-        <w:rPr>
+          <w:b/>
+          <w:bCs/>
+          <w:sz w:val="40"/>
+          <w:szCs w:val="40"/>
+        </w:rPr>
+      </w:pPr>
+      <w:r>
+        <w:rPr>
+          <w:b/>
+          <w:bCs/>
           <w:sz w:val="40"/>
           <w:szCs w:val="40"/>
         </w:rPr>
@@ -387,7 +391,23 @@
           <w:sz w:val="40"/>
           <w:szCs w:val="40"/>
         </w:rPr>
-        <w:t xml:space="preserve"> Orta kısımda (main)  kendimle ilgili bilgilerim ve </w:t>
+        <w:t xml:space="preserve"> Orta kısımda (</w:t>
+      </w:r>
+      <w:proofErr w:type="gramStart"/>
+      <w:r>
+        <w:rPr>
+          <w:sz w:val="40"/>
+          <w:szCs w:val="40"/>
+        </w:rPr>
+        <w:t>main)  kendimle</w:t>
+      </w:r>
+      <w:proofErr w:type="gramEnd"/>
+      <w:r>
+        <w:rPr>
+          <w:sz w:val="40"/>
+          <w:szCs w:val="40"/>
+        </w:rPr>
+        <w:t xml:space="preserve"> ilgili bilgilerim ve </w:t>
       </w:r>
       <w:proofErr w:type="spellStart"/>
       <w:r>
@@ -424,12 +444,16 @@
     <w:p>
       <w:pPr>
         <w:rPr>
-          <w:sz w:val="40"/>
-          <w:szCs w:val="40"/>
-        </w:rPr>
-      </w:pPr>
-      <w:r>
-        <w:rPr>
+          <w:b/>
+          <w:bCs/>
+          <w:sz w:val="40"/>
+          <w:szCs w:val="40"/>
+        </w:rPr>
+      </w:pPr>
+      <w:r>
+        <w:rPr>
+          <w:b/>
+          <w:bCs/>
           <w:sz w:val="40"/>
           <w:szCs w:val="40"/>
         </w:rPr>
@@ -621,12 +645,16 @@
     <w:p>
       <w:pPr>
         <w:rPr>
-          <w:sz w:val="40"/>
-          <w:szCs w:val="40"/>
-        </w:rPr>
-      </w:pPr>
-      <w:r>
-        <w:rPr>
+          <w:b/>
+          <w:bCs/>
+          <w:sz w:val="40"/>
+          <w:szCs w:val="40"/>
+        </w:rPr>
+      </w:pPr>
+      <w:r>
+        <w:rPr>
+          <w:b/>
+          <w:bCs/>
           <w:sz w:val="40"/>
           <w:szCs w:val="40"/>
         </w:rPr>
@@ -761,6 +789,585 @@
           <w:szCs w:val="40"/>
         </w:rPr>
         <w:t xml:space="preserve"> ile sunulmuştur. Şehrin nüfus, konum ve önemli değerleri hakkında bilgiler verilmiştir.</w:t>
+      </w:r>
+    </w:p>
+    <w:p>
+      <w:pPr>
+        <w:rPr>
+          <w:sz w:val="40"/>
+          <w:szCs w:val="40"/>
+        </w:rPr>
+      </w:pPr>
+      <w:r>
+        <w:rPr>
+          <w:sz w:val="40"/>
+          <w:szCs w:val="40"/>
+        </w:rPr>
+        <w:br w:type="page"/>
+      </w:r>
+    </w:p>
+    <w:p>
+      <w:pPr>
+        <w:rPr>
+          <w:b/>
+          <w:bCs/>
+          <w:sz w:val="40"/>
+          <w:szCs w:val="40"/>
+        </w:rPr>
+      </w:pPr>
+      <w:r>
+        <w:rPr>
+          <w:b/>
+          <w:bCs/>
+          <w:sz w:val="40"/>
+          <w:szCs w:val="40"/>
+        </w:rPr>
+        <w:lastRenderedPageBreak/>
+        <w:t>Mirasımız ve Takımımız Sayfası</w:t>
+      </w:r>
+    </w:p>
+    <w:p>
+      <w:pPr>
+        <w:rPr>
+          <w:sz w:val="40"/>
+          <w:szCs w:val="40"/>
+        </w:rPr>
+      </w:pPr>
+      <w:r>
+        <w:rPr>
+          <w:sz w:val="40"/>
+          <w:szCs w:val="40"/>
+        </w:rPr>
+        <w:drawing>
+          <wp:inline distT="0" distB="0" distL="0" distR="0" wp14:anchorId="1E374A1D" wp14:editId="2C71B1E0">
+            <wp:extent cx="5760720" cy="4709160"/>
+            <wp:effectExtent l="0" t="0" r="0" b="0"/>
+            <wp:docPr id="1788697502" name="Resim 1"/>
+            <wp:cNvGraphicFramePr>
+              <a:graphicFrameLocks xmlns:a="http://schemas.openxmlformats.org/drawingml/2006/main" noChangeAspect="1"/>
+            </wp:cNvGraphicFramePr>
+            <a:graphic xmlns:a="http://schemas.openxmlformats.org/drawingml/2006/main">
+              <a:graphicData uri="http://schemas.openxmlformats.org/drawingml/2006/picture">
+                <pic:pic xmlns:pic="http://schemas.openxmlformats.org/drawingml/2006/picture">
+                  <pic:nvPicPr>
+                    <pic:cNvPr id="1788697502" name=""/>
+                    <pic:cNvPicPr/>
+                  </pic:nvPicPr>
+                  <pic:blipFill>
+                    <a:blip r:embed="rId7"/>
+                    <a:stretch>
+                      <a:fillRect/>
+                    </a:stretch>
+                  </pic:blipFill>
+                  <pic:spPr>
+                    <a:xfrm>
+                      <a:off x="0" y="0"/>
+                      <a:ext cx="5760720" cy="4709160"/>
+                    </a:xfrm>
+                    <a:prstGeom prst="rect">
+                      <a:avLst/>
+                    </a:prstGeom>
+                  </pic:spPr>
+                </pic:pic>
+              </a:graphicData>
+            </a:graphic>
+          </wp:inline>
+        </w:drawing>
+      </w:r>
+    </w:p>
+    <w:p>
+      <w:pPr>
+        <w:rPr>
+          <w:sz w:val="40"/>
+          <w:szCs w:val="40"/>
+        </w:rPr>
+      </w:pPr>
+    </w:p>
+    <w:p>
+      <w:pPr>
+        <w:rPr>
+          <w:sz w:val="40"/>
+          <w:szCs w:val="40"/>
+        </w:rPr>
+      </w:pPr>
+      <w:r>
+        <w:rPr>
+          <w:sz w:val="40"/>
+          <w:szCs w:val="40"/>
+        </w:rPr>
+        <w:t xml:space="preserve">Ahlatın önemli bir kümbeti ve </w:t>
+      </w:r>
+      <w:r>
+        <w:rPr>
+          <w:sz w:val="40"/>
+          <w:szCs w:val="40"/>
+        </w:rPr>
+        <w:t>bir spor takımı</w:t>
+      </w:r>
+      <w:r>
+        <w:rPr>
+          <w:sz w:val="40"/>
+          <w:szCs w:val="40"/>
+        </w:rPr>
+        <w:t xml:space="preserve">nın </w:t>
+      </w:r>
+      <w:r>
+        <w:rPr>
+          <w:sz w:val="40"/>
+          <w:szCs w:val="40"/>
+        </w:rPr>
+        <w:t xml:space="preserve">tanıtıldığı sayfadır. Görsellerin altına eklenen açıklamalarla </w:t>
+      </w:r>
+      <w:r>
+        <w:rPr>
+          <w:sz w:val="40"/>
+          <w:szCs w:val="40"/>
+        </w:rPr>
+        <w:t>kullanıcının bilgilendirilmesi sağlanmıştır.</w:t>
+      </w:r>
+    </w:p>
+    <w:p>
+      <w:pPr>
+        <w:rPr>
+          <w:sz w:val="40"/>
+          <w:szCs w:val="40"/>
+        </w:rPr>
+      </w:pPr>
+      <w:r>
+        <w:rPr>
+          <w:sz w:val="40"/>
+          <w:szCs w:val="40"/>
+        </w:rPr>
+        <w:br w:type="page"/>
+      </w:r>
+    </w:p>
+    <w:p>
+      <w:pPr>
+        <w:rPr>
+          <w:b/>
+          <w:bCs/>
+          <w:sz w:val="40"/>
+          <w:szCs w:val="40"/>
+        </w:rPr>
+      </w:pPr>
+      <w:r>
+        <w:rPr>
+          <w:b/>
+          <w:bCs/>
+          <w:sz w:val="40"/>
+          <w:szCs w:val="40"/>
+        </w:rPr>
+        <w:lastRenderedPageBreak/>
+        <w:t xml:space="preserve">İlgi Alanlarım (API) Sayfası </w:t>
+      </w:r>
+    </w:p>
+    <w:p>
+      <w:pPr>
+        <w:rPr>
+          <w:sz w:val="40"/>
+          <w:szCs w:val="40"/>
+        </w:rPr>
+      </w:pPr>
+      <w:r>
+        <w:rPr>
+          <w:sz w:val="40"/>
+          <w:szCs w:val="40"/>
+        </w:rPr>
+        <w:drawing>
+          <wp:inline distT="0" distB="0" distL="0" distR="0" wp14:anchorId="780A8E7D" wp14:editId="6D8D208F">
+            <wp:extent cx="5760720" cy="5019040"/>
+            <wp:effectExtent l="0" t="0" r="0" b="0"/>
+            <wp:docPr id="818501809" name="Resim 1"/>
+            <wp:cNvGraphicFramePr>
+              <a:graphicFrameLocks xmlns:a="http://schemas.openxmlformats.org/drawingml/2006/main" noChangeAspect="1"/>
+            </wp:cNvGraphicFramePr>
+            <a:graphic xmlns:a="http://schemas.openxmlformats.org/drawingml/2006/main">
+              <a:graphicData uri="http://schemas.openxmlformats.org/drawingml/2006/picture">
+                <pic:pic xmlns:pic="http://schemas.openxmlformats.org/drawingml/2006/picture">
+                  <pic:nvPicPr>
+                    <pic:cNvPr id="818501809" name=""/>
+                    <pic:cNvPicPr/>
+                  </pic:nvPicPr>
+                  <pic:blipFill>
+                    <a:blip r:embed="rId8"/>
+                    <a:stretch>
+                      <a:fillRect/>
+                    </a:stretch>
+                  </pic:blipFill>
+                  <pic:spPr>
+                    <a:xfrm>
+                      <a:off x="0" y="0"/>
+                      <a:ext cx="5760720" cy="5019040"/>
+                    </a:xfrm>
+                    <a:prstGeom prst="rect">
+                      <a:avLst/>
+                    </a:prstGeom>
+                  </pic:spPr>
+                </pic:pic>
+              </a:graphicData>
+            </a:graphic>
+          </wp:inline>
+        </w:drawing>
+      </w:r>
+    </w:p>
+    <w:p>
+      <w:pPr>
+        <w:rPr>
+          <w:sz w:val="40"/>
+          <w:szCs w:val="40"/>
+        </w:rPr>
+      </w:pPr>
+    </w:p>
+    <w:p>
+      <w:pPr>
+        <w:rPr>
+          <w:sz w:val="40"/>
+          <w:szCs w:val="40"/>
+        </w:rPr>
+      </w:pPr>
+      <w:r>
+        <w:rPr>
+          <w:sz w:val="40"/>
+          <w:szCs w:val="40"/>
+        </w:rPr>
+        <w:t xml:space="preserve">Bu sayfada </w:t>
+      </w:r>
+      <w:r>
+        <w:rPr>
+          <w:sz w:val="40"/>
+          <w:szCs w:val="40"/>
+        </w:rPr>
+        <w:t xml:space="preserve">kütüphane </w:t>
+      </w:r>
+      <w:proofErr w:type="spellStart"/>
+      <w:r>
+        <w:rPr>
+          <w:sz w:val="40"/>
+          <w:szCs w:val="40"/>
+        </w:rPr>
+        <w:t>api’si</w:t>
+      </w:r>
+      <w:proofErr w:type="spellEnd"/>
+      <w:r>
+        <w:rPr>
+          <w:sz w:val="40"/>
+          <w:szCs w:val="40"/>
+        </w:rPr>
+        <w:t xml:space="preserve"> olan </w:t>
+      </w:r>
+      <w:proofErr w:type="spellStart"/>
+      <w:r>
+        <w:rPr>
+          <w:b/>
+          <w:bCs/>
+          <w:sz w:val="40"/>
+          <w:szCs w:val="40"/>
+        </w:rPr>
+        <w:t>OpenLibrary</w:t>
+      </w:r>
+      <w:proofErr w:type="spellEnd"/>
+      <w:r>
+        <w:rPr>
+          <w:b/>
+          <w:bCs/>
+          <w:sz w:val="40"/>
+          <w:szCs w:val="40"/>
+        </w:rPr>
+        <w:t xml:space="preserve"> API</w:t>
+      </w:r>
+      <w:r>
+        <w:rPr>
+          <w:sz w:val="40"/>
+          <w:szCs w:val="40"/>
+        </w:rPr>
+        <w:t xml:space="preserve"> kullanılmıştır. Kullanıcıların kitap araması yapabileceği ve sonuçları anlık olarak görebileceği bir yapı kurulmuştur. </w:t>
+      </w:r>
+      <w:proofErr w:type="spellStart"/>
+      <w:r>
+        <w:rPr>
+          <w:sz w:val="40"/>
+          <w:szCs w:val="40"/>
+        </w:rPr>
+        <w:t>API'den</w:t>
+      </w:r>
+      <w:proofErr w:type="spellEnd"/>
+      <w:r>
+        <w:rPr>
+          <w:sz w:val="40"/>
+          <w:szCs w:val="40"/>
+        </w:rPr>
+        <w:t xml:space="preserve"> gelen veriler JavaScript ile işlenerek arayüze yansıtılmaktadır.</w:t>
+      </w:r>
+      <w:r>
+        <w:rPr>
+          <w:sz w:val="40"/>
+          <w:szCs w:val="40"/>
+        </w:rPr>
+        <w:t xml:space="preserve">  API ile kitapların kapak fotoğrafları, Yazarları, basım tarihleri ve Kitapların ismi yer almaktadır.</w:t>
+      </w:r>
+    </w:p>
+    <w:p>
+      <w:pPr>
+        <w:rPr>
+          <w:b/>
+          <w:bCs/>
+          <w:sz w:val="40"/>
+          <w:szCs w:val="40"/>
+        </w:rPr>
+      </w:pPr>
+      <w:r>
+        <w:rPr>
+          <w:sz w:val="40"/>
+          <w:szCs w:val="40"/>
+        </w:rPr>
+        <w:br w:type="page"/>
+      </w:r>
+      <w:r>
+        <w:rPr>
+          <w:b/>
+          <w:bCs/>
+          <w:sz w:val="40"/>
+          <w:szCs w:val="40"/>
+        </w:rPr>
+        <w:lastRenderedPageBreak/>
+        <w:t>İletişim Sayfası</w:t>
+      </w:r>
+    </w:p>
+    <w:p>
+      <w:pPr>
+        <w:rPr>
+          <w:sz w:val="40"/>
+          <w:szCs w:val="40"/>
+        </w:rPr>
+      </w:pPr>
+      <w:r>
+        <w:rPr>
+          <w:sz w:val="40"/>
+          <w:szCs w:val="40"/>
+        </w:rPr>
+        <w:drawing>
+          <wp:inline distT="0" distB="0" distL="0" distR="0" wp14:anchorId="0FB3DB6F" wp14:editId="01F5FD28">
+            <wp:extent cx="5760720" cy="4123690"/>
+            <wp:effectExtent l="0" t="0" r="0" b="0"/>
+            <wp:docPr id="448710356" name="Resim 1"/>
+            <wp:cNvGraphicFramePr>
+              <a:graphicFrameLocks xmlns:a="http://schemas.openxmlformats.org/drawingml/2006/main" noChangeAspect="1"/>
+            </wp:cNvGraphicFramePr>
+            <a:graphic xmlns:a="http://schemas.openxmlformats.org/drawingml/2006/main">
+              <a:graphicData uri="http://schemas.openxmlformats.org/drawingml/2006/picture">
+                <pic:pic xmlns:pic="http://schemas.openxmlformats.org/drawingml/2006/picture">
+                  <pic:nvPicPr>
+                    <pic:cNvPr id="448710356" name=""/>
+                    <pic:cNvPicPr/>
+                  </pic:nvPicPr>
+                  <pic:blipFill>
+                    <a:blip r:embed="rId9"/>
+                    <a:stretch>
+                      <a:fillRect/>
+                    </a:stretch>
+                  </pic:blipFill>
+                  <pic:spPr>
+                    <a:xfrm>
+                      <a:off x="0" y="0"/>
+                      <a:ext cx="5760720" cy="4123690"/>
+                    </a:xfrm>
+                    <a:prstGeom prst="rect">
+                      <a:avLst/>
+                    </a:prstGeom>
+                  </pic:spPr>
+                </pic:pic>
+              </a:graphicData>
+            </a:graphic>
+          </wp:inline>
+        </w:drawing>
+      </w:r>
+    </w:p>
+    <w:p>
+      <w:pPr>
+        <w:rPr>
+          <w:sz w:val="40"/>
+          <w:szCs w:val="40"/>
+        </w:rPr>
+      </w:pPr>
+    </w:p>
+    <w:p>
+      <w:pPr>
+        <w:rPr>
+          <w:sz w:val="40"/>
+          <w:szCs w:val="40"/>
+        </w:rPr>
+      </w:pPr>
+      <w:r>
+        <w:rPr>
+          <w:sz w:val="40"/>
+          <w:szCs w:val="40"/>
+        </w:rPr>
+        <w:t>Form üzerinde; ad-</w:t>
+      </w:r>
+      <w:proofErr w:type="spellStart"/>
+      <w:r>
+        <w:rPr>
+          <w:sz w:val="40"/>
+          <w:szCs w:val="40"/>
+        </w:rPr>
+        <w:t>soyad</w:t>
+      </w:r>
+      <w:proofErr w:type="spellEnd"/>
+      <w:r>
+        <w:rPr>
+          <w:sz w:val="40"/>
+          <w:szCs w:val="40"/>
+        </w:rPr>
+        <w:t xml:space="preserve">, e-posta, telefon, konu seçimi, cinsiyet ve mesaj alanı bulunmaktadır. Formun doğruluğu hem </w:t>
+      </w:r>
+      <w:proofErr w:type="spellStart"/>
+      <w:r>
+        <w:rPr>
+          <w:sz w:val="40"/>
+          <w:szCs w:val="40"/>
+        </w:rPr>
+        <w:t>Native</w:t>
+      </w:r>
+      <w:proofErr w:type="spellEnd"/>
+      <w:r>
+        <w:rPr>
+          <w:sz w:val="40"/>
+          <w:szCs w:val="40"/>
+        </w:rPr>
+        <w:t xml:space="preserve"> JavaScript hem de Vue.js Framework kullanılarak iki farklı buton üzerinden ayrı ayrı denetlenmektedir. </w:t>
+      </w:r>
+    </w:p>
+    <w:p>
+      <w:pPr>
+        <w:rPr>
+          <w:sz w:val="40"/>
+          <w:szCs w:val="40"/>
+        </w:rPr>
+      </w:pPr>
+    </w:p>
+    <w:p>
+      <w:pPr>
+        <w:rPr>
+          <w:sz w:val="40"/>
+          <w:szCs w:val="40"/>
+        </w:rPr>
+      </w:pPr>
+      <w:r>
+        <w:rPr>
+          <w:sz w:val="40"/>
+          <w:szCs w:val="40"/>
+        </w:rPr>
+        <w:br w:type="page"/>
+      </w:r>
+    </w:p>
+    <w:p>
+      <w:pPr>
+        <w:rPr>
+          <w:b/>
+          <w:bCs/>
+          <w:sz w:val="40"/>
+          <w:szCs w:val="40"/>
+        </w:rPr>
+      </w:pPr>
+      <w:proofErr w:type="gramStart"/>
+      <w:r>
+        <w:rPr>
+          <w:b/>
+          <w:bCs/>
+          <w:sz w:val="40"/>
+          <w:szCs w:val="40"/>
+        </w:rPr>
+        <w:lastRenderedPageBreak/>
+        <w:t>Login(</w:t>
+      </w:r>
+      <w:proofErr w:type="gramEnd"/>
+      <w:r>
+        <w:rPr>
+          <w:b/>
+          <w:bCs/>
+          <w:sz w:val="40"/>
+          <w:szCs w:val="40"/>
+        </w:rPr>
+        <w:t>Giriş) Sayfası</w:t>
+      </w:r>
+    </w:p>
+    <w:p>
+      <w:pPr>
+        <w:rPr>
+          <w:sz w:val="40"/>
+          <w:szCs w:val="40"/>
+        </w:rPr>
+      </w:pPr>
+      <w:r>
+        <w:rPr>
+          <w:sz w:val="40"/>
+          <w:szCs w:val="40"/>
+        </w:rPr>
+        <w:drawing>
+          <wp:inline distT="0" distB="0" distL="0" distR="0" wp14:anchorId="5C3D698E" wp14:editId="3B074394">
+            <wp:extent cx="4686706" cy="2758679"/>
+            <wp:effectExtent l="0" t="0" r="0" b="3810"/>
+            <wp:docPr id="1121642903" name="Resim 1"/>
+            <wp:cNvGraphicFramePr>
+              <a:graphicFrameLocks xmlns:a="http://schemas.openxmlformats.org/drawingml/2006/main" noChangeAspect="1"/>
+            </wp:cNvGraphicFramePr>
+            <a:graphic xmlns:a="http://schemas.openxmlformats.org/drawingml/2006/main">
+              <a:graphicData uri="http://schemas.openxmlformats.org/drawingml/2006/picture">
+                <pic:pic xmlns:pic="http://schemas.openxmlformats.org/drawingml/2006/picture">
+                  <pic:nvPicPr>
+                    <pic:cNvPr id="1121642903" name=""/>
+                    <pic:cNvPicPr/>
+                  </pic:nvPicPr>
+                  <pic:blipFill>
+                    <a:blip r:embed="rId10"/>
+                    <a:stretch>
+                      <a:fillRect/>
+                    </a:stretch>
+                  </pic:blipFill>
+                  <pic:spPr>
+                    <a:xfrm>
+                      <a:off x="0" y="0"/>
+                      <a:ext cx="4686706" cy="2758679"/>
+                    </a:xfrm>
+                    <a:prstGeom prst="rect">
+                      <a:avLst/>
+                    </a:prstGeom>
+                  </pic:spPr>
+                </pic:pic>
+              </a:graphicData>
+            </a:graphic>
+          </wp:inline>
+        </w:drawing>
+      </w:r>
+    </w:p>
+    <w:p>
+      <w:pPr>
+        <w:rPr>
+          <w:sz w:val="40"/>
+          <w:szCs w:val="40"/>
+        </w:rPr>
+      </w:pPr>
+    </w:p>
+    <w:p>
+      <w:pPr>
+        <w:rPr>
+          <w:sz w:val="40"/>
+          <w:szCs w:val="40"/>
+        </w:rPr>
+      </w:pPr>
+      <w:r>
+        <w:rPr>
+          <w:sz w:val="40"/>
+          <w:szCs w:val="40"/>
+        </w:rPr>
+        <w:t xml:space="preserve">Sakarya Üniversitesi öğrenci numarası ve şifresi ile erişim sağlayan bir sistemdir. </w:t>
+      </w:r>
+      <w:r>
+        <w:rPr>
+          <w:sz w:val="40"/>
+          <w:szCs w:val="40"/>
+        </w:rPr>
+        <w:t>Kullanıcıdan istenen formatta mail adresi girilmesi için geçerli kontroller yapılmıştır şifresi ise mail adresine girilen okul numarası olması ayarlanmıştır. Bilgiler hatalıysa kullanıcıya geri bildirim vermekte değilse PHP ile veriler ekrana basılmaktadır.</w:t>
       </w:r>
     </w:p>
     <w:sectPr>
